--- a/Bradley_Melena_Resume_May_2026.docx
+++ b/Bradley_Melena_Resume_May_2026.docx
@@ -31,7 +31,7 @@
           <w:sz w:val="18"/>
           <w:szCs w:val="18"/>
         </w:rPr>
-        <w:t xml:space="preserve">(440) 468-9075  •  melenabs@mail.uc.edu  •  linkedin.com/in/bradley-melena-2734a9267  •  BradleyMelena.github.io</w:t>
+        <w:t xml:space="preserve">(440) 468-9075  •  bmelena42@gmail.com  •  linkedin.com/in/bradley-melena-2734a9267  •  BradleyMelena.github.io</w:t>
       </w:r>
     </w:p>
     <w:p>
@@ -490,16 +490,16 @@
           <w:sz w:val="20"/>
           <w:szCs w:val="20"/>
         </w:rPr>
-        <w:t xml:space="preserve">Stock Projector Application</w:t>
-      </w:r>
-      <w:r>
-        <w:rPr>
-          <w:rFonts w:ascii="Arial" w:cs="Arial" w:eastAsia="Arial" w:hAnsi="Arial"/>
-          <w:color w:val="555555"/>
-          <w:sz w:val="19"/>
-          <w:szCs w:val="19"/>
-        </w:rPr>
-        <w:t xml:space="preserve">	2025</w:t>
+        <w:t xml:space="preserve">2026 Fantasy Football Draft Tool</w:t>
+      </w:r>
+      <w:r>
+        <w:rPr>
+          <w:rFonts w:ascii="Arial" w:cs="Arial" w:eastAsia="Arial" w:hAnsi="Arial"/>
+          <w:color w:val="555555"/>
+          <w:sz w:val="19"/>
+          <w:szCs w:val="19"/>
+        </w:rPr>
+        <w:t xml:space="preserve">	2025–2026</w:t>
       </w:r>
     </w:p>
     <w:p>
@@ -514,35 +514,7 @@
           <w:sz w:val="19"/>
           <w:szCs w:val="19"/>
         </w:rPr>
-        <w:t xml:space="preserve">•  React app integrating Alpha Vantage &amp; Finnhub APIs with news sentiment analysis, RSI/SMA indicators, analyst opinion aggregation, and multi-horizon price projections</w:t>
-      </w:r>
-    </w:p>
-    <w:p>
-      <w:pPr>
-        <w:tabs>
-          <w:tab w:val="right" w:pos="9648"/>
-        </w:tabs>
-        <w:spacing w:after="0" w:before="80"/>
-      </w:pPr>
-      <w:r>
-        <w:rPr>
-          <w:rFonts w:ascii="Arial" w:cs="Arial" w:eastAsia="Arial" w:hAnsi="Arial"/>
-          <w:b/>
-          <w:bCs/>
-          <w:color w:val="1A1A1A"/>
-          <w:sz w:val="20"/>
-          <w:szCs w:val="20"/>
-        </w:rPr>
-        <w:t xml:space="preserve">Baseball Statistics Analyzer</w:t>
-      </w:r>
-      <w:r>
-        <w:rPr>
-          <w:rFonts w:ascii="Arial" w:cs="Arial" w:eastAsia="Arial" w:hAnsi="Arial"/>
-          <w:color w:val="555555"/>
-          <w:sz w:val="19"/>
-          <w:szCs w:val="19"/>
-        </w:rPr>
-        <w:t xml:space="preserve">	2025</w:t>
+        <w:t xml:space="preserve">•  Full R Shiny application with PPR projections, ADP value modeling, 2026 rookie class analysis, and live ESPN injury data via API — deployed on shinyapps.io</w:t>
       </w:r>
     </w:p>
     <w:p>
@@ -557,7 +529,7 @@
           <w:sz w:val="19"/>
           <w:szCs w:val="19"/>
         </w:rPr>
-        <w:t xml:space="preserve">•  Python CLI pulling live MLB data via pybaseball/MLB Stats API; surfaced WAR, wRC+, and Statcast metrics with comprehensive unit test coverage</w:t>
+        <w:t xml:space="preserve">•  Features tier charts, draft board with sortable/filterable table, player lookup, and value score rankings across 100+ players</w:t>
       </w:r>
     </w:p>
     <w:p>
@@ -576,7 +548,7 @@
           <w:sz w:val="20"/>
           <w:szCs w:val="20"/>
         </w:rPr>
-        <w:t xml:space="preserve">Airline Passenger Analytics Dashboard</w:t>
+        <w:t xml:space="preserve">Stock Projector Application</w:t>
       </w:r>
       <w:r>
         <w:rPr>
@@ -600,7 +572,50 @@
           <w:sz w:val="19"/>
           <w:szCs w:val="19"/>
         </w:rPr>
-        <w:t xml:space="preserve">•  6-chart Tableau dashboard on 98,000+ passenger records; published to Tableau Public with cross-filter actions across map, bar, scatter, and heatmap views</w:t>
+        <w:t xml:space="preserve">•  Standalone HTML app integrating Alpha Vantage &amp; Finnhub APIs with live news sentiment analysis, RSI/SMA technical indicators, and multi-horizon price projections — deployed on GitHub Pages</w:t>
+      </w:r>
+    </w:p>
+    <w:p>
+      <w:pPr>
+        <w:tabs>
+          <w:tab w:val="right" w:pos="9648"/>
+        </w:tabs>
+        <w:spacing w:after="0" w:before="80"/>
+      </w:pPr>
+      <w:r>
+        <w:rPr>
+          <w:rFonts w:ascii="Arial" w:cs="Arial" w:eastAsia="Arial" w:hAnsi="Arial"/>
+          <w:b/>
+          <w:bCs/>
+          <w:color w:val="1A1A1A"/>
+          <w:sz w:val="20"/>
+          <w:szCs w:val="20"/>
+        </w:rPr>
+        <w:t xml:space="preserve">Baseball Statistics Analyzer</w:t>
+      </w:r>
+      <w:r>
+        <w:rPr>
+          <w:rFonts w:ascii="Arial" w:cs="Arial" w:eastAsia="Arial" w:hAnsi="Arial"/>
+          <w:color w:val="555555"/>
+          <w:sz w:val="19"/>
+          <w:szCs w:val="19"/>
+        </w:rPr>
+        <w:t xml:space="preserve">	2025</w:t>
+      </w:r>
+    </w:p>
+    <w:p>
+      <w:pPr>
+        <w:spacing w:after="0" w:before="20"/>
+        <w:ind w:left="300" w:hanging="200"/>
+      </w:pPr>
+      <w:r>
+        <w:rPr>
+          <w:rFonts w:ascii="Arial" w:cs="Arial" w:eastAsia="Arial" w:hAnsi="Arial"/>
+          <w:color w:val="1A1A1A"/>
+          <w:sz w:val="19"/>
+          <w:szCs w:val="19"/>
+        </w:rPr>
+        <w:t xml:space="preserve">•  Python CLI pulling live MLB data via pybaseball/MLB Stats API; surfaced WAR, wRC+, and Statcast metrics with comprehensive unit test coverage</w:t>
       </w:r>
     </w:p>
     <w:p>
